--- a/Cover_Letters/Shinoy_DICTU_Senior_Test_Automation_Engineer_Cover_Letter.docx
+++ b/Cover_Letters/Shinoy_DICTU_Senior_Test_Automation_Engineer_Cover_Letter.docx
@@ -14,7 +14,7 @@
     </w:p>
     <w:p>
       <w:r>
-        <w:t>September 29, 2026</w:t>
+        <w:t>October 14, 2026</w:t>
       </w:r>
     </w:p>
     <w:p>
@@ -35,12 +35,7 @@
     </w:p>
     <w:p>
       <w:r>
-        <w:t>I have spent over eight years working as a QA automation engineer on financial and enterprise systems, focusing on Java and API testing. In my recent work at Tata Consultancy Services, I migrated Selenium frameworks to Playwright TypeScript and integrated test suites into Jenkins pipelines. I am comfortable working in Agile teams and collaborating with developers to catch issues early.</w:t>
-      </w:r>
-    </w:p>
-    <w:p>
-      <w:r>
-        <w:t>I saw that DICTU is open to using AI tools and values transparency around them. In my recent projects, I used Gemini Code Assist to streamline test generation and deployment scripts, which helped speed up my daily tasks. I am comfortable working from the office in Groningen on Wednesdays and Thursdays.</w:t>
+        <w:t>Your opening at DICTU for a Senior Test Automation Engineer aligns well with my background in building testing frameworks for Java applications and integrating checks into CI/CD pipelines. In my recent work, I have focused on migrating Selenium setups to Playwright and using tools like Gemini Code Assist to speed up test generation. I am comfortable working in Agile teams and ensuring that back-end services meet high quality standards.</w:t>
       </w:r>
     </w:p>
     <w:p>
